--- a/DORA/CSW-DORA-Reference-Design.docx
+++ b/DORA/CSW-DORA-Reference-Design.docx
@@ -28,7 +28,7 @@
         </w:p>
       </w:sdtContent>
     </w:sdt>
-    <w:bookmarkStart w:id="39" w:name="X4ab831b1b724cfda51cf9da0c1d20b11ccef588"/>
+    <w:bookmarkStart w:id="40" w:name="X4ab831b1b724cfda51cf9da0c1d20b11ccef588"/>
     <w:p>
       <w:pPr>
         <w:pStyle w:val="Heading1"/>
@@ -37,13 +37,13 @@
         <w:t xml:space="preserve">Cisco Secure Workload — DORA (Digital Operational Resilience Act)</w:t>
       </w:r>
     </w:p>
-    <w:bookmarkStart w:id="9" w:name="X1717568f1a4e356bd68eeff2d3c90ac83c37fa9"/>
+    <w:bookmarkStart w:id="9" w:name="Xf46403480f1921b7eafc05bc41ace84425f94bb"/>
     <w:p>
       <w:pPr>
         <w:pStyle w:val="Heading2"/>
       </w:pPr>
       <w:r>
-        <w:t xml:space="preserve">Technical Runbook | EU Financial Entities &amp; Critical ICT Third-Party Providers</w:t>
+        <w:t xml:space="preserve">Reference Design | EU Financial Entities &amp; Critical ICT Third-Party Providers</w:t>
       </w:r>
     </w:p>
     <w:p>
@@ -192,7 +192,7 @@
           <w:b/>
           <w:bCs/>
         </w:rPr>
-        <w:t xml:space="preserve">Questions this runbook helps you answer:</w:t>
+        <w:t xml:space="preserve">Questions this reference design helps you answer:</w:t>
       </w:r>
     </w:p>
     <w:p>
@@ -694,7 +694,7 @@
         <w:t xml:space="preserve"> </w:t>
       </w:r>
       <w:r>
-        <w:t xml:space="preserve">(Article 5). Nothing in this runbook substitutes for</w:t>
+        <w:t xml:space="preserve">(Article 5). Nothing in this reference design substitutes for</w:t>
       </w:r>
       <w:r>
         <w:t xml:space="preserve"> </w:t>
@@ -5759,7 +5759,7 @@
       </w:r>
     </w:p>
     <w:bookmarkEnd w:id="32"/>
-    <w:bookmarkStart w:id="37" w:name="Xaac4b8439b2e394a10e51f33ec42930ec3f5bcf"/>
+    <w:bookmarkStart w:id="38" w:name="Xaac4b8439b2e394a10e51f33ec42930ec3f5bcf"/>
     <w:p>
       <w:pPr>
         <w:pStyle w:val="Heading2"/>
@@ -5778,7 +5778,6 @@
     </w:p>
     <w:p>
       <w:pPr>
-        <w:pStyle w:val="Compact"/>
         <w:numPr>
           <w:ilvl w:val="0"/>
           <w:numId w:val="1021"/>
@@ -5811,7 +5810,7 @@
           <w:rPr>
             <w:rStyle w:val="Hyperlink"/>
           </w:rPr>
-          <w:t xml:space="preserve">NIS2 runbook</w:t>
+          <w:t xml:space="preserve">NIS2 reference design</w:t>
         </w:r>
       </w:hyperlink>
       <w:r>
@@ -5820,7 +5819,6 @@
     </w:p>
     <w:p>
       <w:pPr>
-        <w:pStyle w:val="Compact"/>
         <w:numPr>
           <w:ilvl w:val="0"/>
           <w:numId w:val="1021"/>
@@ -5853,7 +5851,7 @@
           <w:rPr>
             <w:rStyle w:val="Hyperlink"/>
           </w:rPr>
-          <w:t xml:space="preserve">ISO 27001 runbook</w:t>
+          <w:t xml:space="preserve">ISO 27001 reference design</w:t>
         </w:r>
       </w:hyperlink>
       <w:r>
@@ -5862,7 +5860,6 @@
     </w:p>
     <w:p>
       <w:pPr>
-        <w:pStyle w:val="Compact"/>
         <w:numPr>
           <w:ilvl w:val="0"/>
           <w:numId w:val="1021"/>
@@ -5895,7 +5892,7 @@
           <w:rPr>
             <w:rStyle w:val="Hyperlink"/>
           </w:rPr>
-          <w:t xml:space="preserve">800-207 runbook</w:t>
+          <w:t xml:space="preserve">800-207 reference design</w:t>
         </w:r>
       </w:hyperlink>
       <w:r>
@@ -5904,7 +5901,6 @@
     </w:p>
     <w:p>
       <w:pPr>
-        <w:pStyle w:val="Compact"/>
         <w:numPr>
           <w:ilvl w:val="0"/>
           <w:numId w:val="1021"/>
@@ -5937,7 +5933,42 @@
           <w:rPr>
             <w:rStyle w:val="Hyperlink"/>
           </w:rPr>
-          <w:t xml:space="preserve">PCI runbook</w:t>
+          <w:t xml:space="preserve">PCI reference design</w:t>
+        </w:r>
+      </w:hyperlink>
+      <w:r>
+        <w:t xml:space="preserve">).</w:t>
+      </w:r>
+    </w:p>
+    <w:p>
+      <w:pPr>
+        <w:numPr>
+          <w:ilvl w:val="0"/>
+          <w:numId w:val="1021"/>
+        </w:numPr>
+      </w:pPr>
+      <w:r>
+        <w:rPr>
+          <w:b/>
+          <w:bCs/>
+        </w:rPr>
+        <w:t xml:space="preserve">UK NCSC CAF v3.2</w:t>
+      </w:r>
+      <w:r>
+        <w:t xml:space="preserve"> </w:t>
+      </w:r>
+      <w:r>
+        <w:t xml:space="preserve">— Art. 28 and Art. 19 are the reuse path for CAF A4 and D1 (see</w:t>
+      </w:r>
+      <w:r>
+        <w:t xml:space="preserve"> </w:t>
+      </w:r>
+      <w:hyperlink r:id="rId37">
+        <w:r>
+          <w:rPr>
+            <w:rStyle w:val="Hyperlink"/>
+          </w:rPr>
+          <w:t xml:space="preserve">CAF crosswalk</w:t>
         </w:r>
       </w:hyperlink>
       <w:r>
@@ -5951,8 +5982,8 @@
         </w:pict>
       </w:r>
     </w:p>
-    <w:bookmarkEnd w:id="37"/>
-    <w:bookmarkStart w:id="38" w:name="X6d39dee548fe562094e426737d693407d1c0f0f"/>
+    <w:bookmarkEnd w:id="38"/>
+    <w:bookmarkStart w:id="39" w:name="X6d39dee548fe562094e426737d693407d1c0f0f"/>
     <w:p>
       <w:pPr>
         <w:pStyle w:val="Heading2"/>
@@ -5966,7 +5997,7 @@
         <w:pStyle w:val="FirstParagraph"/>
       </w:pPr>
       <w:r>
-        <w:t xml:space="preserve">This runbook describes how Cisco Secure Workload capabilities can</w:t>
+        <w:t xml:space="preserve">This reference design describes how Cisco Secure Workload capabilities can</w:t>
       </w:r>
       <w:r>
         <w:t xml:space="preserve"> </w:t>
@@ -6033,8 +6064,8 @@
         <w:t xml:space="preserve">and ITS and against any guidance issued by your lead overseer.</w:t>
       </w:r>
     </w:p>
-    <w:bookmarkEnd w:id="38"/>
     <w:bookmarkEnd w:id="39"/>
+    <w:bookmarkEnd w:id="40"/>
     <w:sectPr>
       <w:footnotePr>
         <w:numRestart w:val="eachSect"/>
